--- a/cases/key-length/published/Key Length - Facilitator Guide.docx
+++ b/cases/key-length/published/Key Length - Facilitator Guide.docx
@@ -79,10 +79,8 @@
         <w:t xml:space="preserve">Studio:</w:t>
       </w:r>
       <w:r>
-        <w:t xml:space="preserve"> Heroes Academy</w:t>
-      </w:r>
-    </w:p>
-    <w:p>
+        <w:t xml:space="preserve"> Heroes Academy </w:t>
+      </w:r>
       <w:r>
         <w:rPr>
           <w:b/>
@@ -91,12 +89,7 @@
         <w:t xml:space="preserve">Standards:</w:t>
       </w:r>
       <w:r>
-        <w:t xml:space="preserve"> Factoring group (partial, Basic Operations) + Digit/Odd (Number Sense) + Logical</w:t>
-      </w:r>
-    </w:p>
-    <w:p>
-      <w:r>
-        <w:t xml:space="preserve">Statement (Discrete Mathematics) — all </w:t>
+        <w:t xml:space="preserve"> Factoring group (partial, Basic Operations) + Digit/Odd (Number Sense) + Logical Statement (Discrete Mathematics) — all </w:t>
       </w:r>
       <w:r>
         <w:rPr>
@@ -114,12 +107,7 @@
         <w:t xml:space="preserve">case.json.standards[]</w:t>
       </w:r>
       <w:r>
-        <w:t xml:space="preserve"> for the exact</w:t>
-      </w:r>
-    </w:p>
-    <w:p>
-      <w:r>
-        <w:t xml:space="preserve">ids)</w:t>
+        <w:t xml:space="preserve"> for the exact ids)</w:t>
       </w:r>
     </w:p>
     <w:p>
@@ -142,12 +130,7 @@
         <w:t xml:space="preserve">sensitivity_model.py</w:t>
       </w:r>
       <w:r>
-        <w:t xml:space="preserve">). This</w:t>
-      </w:r>
-    </w:p>
-    <w:p>
-      <w:r>
-        <w:t xml:space="preserve">file is re-checked for drift at every readiness run (the continuity checks in </w:t>
+        <w:t xml:space="preserve">). This file is re-checked for drift at every readiness run (the continuity checks in </w:t>
       </w:r>
       <w:r>
         <w:rPr>
@@ -170,22 +153,7 @@
     </w:p>
     <w:p>
       <w:r>
-        <w:t xml:space="preserve">Frame the format before anything else: this is a real training-design decision built on the exact</w:t>
-      </w:r>
-    </w:p>
-    <w:p>
-      <w:r>
-        <w:t xml:space="preserve">math that makes online security work, not a worksheet. Name the opener — "Forty minutes, a</w:t>
-      </w:r>
-    </w:p>
-    <w:p>
-      <w:r>
-        <w:t xml:space="preserve">whiteboard, and two numbers. Only one of them is going on tomorrow's slide." Let the stakes land</w:t>
-      </w:r>
-    </w:p>
-    <w:p>
-      <w:r>
-        <w:t xml:space="preserve">before moving to the Launch.</w:t>
+        <w:t xml:space="preserve">Frame the format before anything else: this is a real training-design decision built on the exact math that makes online security work, not a worksheet. Name the opener — "Forty minutes, a whiteboard, and two numbers. Only one of them is going on tomorrow's slide." Let the stakes land before moving to the Launch.</w:t>
       </w:r>
     </w:p>
     <w:p>
@@ -199,17 +167,7 @@
     </w:p>
     <w:p>
       <w:r>
-        <w:t xml:space="preserve">Write 143 and 323 on the board with no other information. Ask: "Which one do you think is harder to</w:t>
-      </w:r>
-    </w:p>
-    <w:p>
-      <w:r>
-        <w:t xml:space="preserve">factor, just by looking at it?" Do not confirm or correct answers here. The point is a gut read</w:t>
-      </w:r>
-    </w:p>
-    <w:p>
-      <w:r>
-        <w:t xml:space="preserve">before anyone touches a calculator.</w:t>
+        <w:t xml:space="preserve">Write 143 and 323 on the board with no other information. Ask: "Which one do you think is harder to factor, just by looking at it?" Do not confirm or correct answers here. The point is a gut read before anyone touches a calculator.</w:t>
       </w:r>
     </w:p>
     <w:p>
@@ -232,17 +190,7 @@
     </w:p>
     <w:p>
       <w:r>
-        <w:t xml:space="preserve">"Is anyone courageous enough to stand with Elena on Candidate B — the one that takes longer to</w:t>
-      </w:r>
-    </w:p>
-    <w:p>
-      <w:r>
-        <w:t xml:space="preserve">factor?" Show of hands, both options, no discussion. Record the count — Close will ask them to vote</w:t>
-      </w:r>
-    </w:p>
-    <w:p>
-      <w:r>
-        <w:t xml:space="preserve">again.</w:t>
+        <w:t xml:space="preserve">"Is anyone courageous enough to stand with Elena on Candidate B — the one that takes longer to factor?" Show of hands, both options, no discussion. Record the count — Close will ask them to vote again.</w:t>
       </w:r>
     </w:p>
     <w:p>
@@ -265,22 +213,7 @@
     </w:p>
     <w:p>
       <w:r>
-        <w:t xml:space="preserve">Let confusion grow here — this is deliberate. Heroes will want to reach for "faster to factor =</w:t>
-      </w:r>
-    </w:p>
-    <w:p>
-      <w:r>
-        <w:t xml:space="preserve">better, wastes less time" as the obvious rule. Push on it: "Elena isn't trying to finish fast. She's</w:t>
-      </w:r>
-    </w:p>
-    <w:p>
-      <w:r>
-        <w:t xml:space="preserve">trying to hit a specific target difficulty. Is faster always better for that?" If the room starts</w:t>
-      </w:r>
-    </w:p>
-    <w:p>
-      <w:r>
-        <w:t xml:space="preserve">asking "what's the target?" on its own, the case is working as designed.</w:t>
+        <w:t xml:space="preserve">Let confusion grow here — this is deliberate. Heroes will want to reach for "faster to factor = better, wastes less time" as the obvious rule. Push on it: "Elena isn't trying to finish fast. She's trying to hit a specific target difficulty. Is faster always better for that?" If the room starts asking "what's the target?" on its own, the case is working as designed.</w:t>
       </w:r>
     </w:p>
     <w:p>
@@ -303,27 +236,7 @@
     </w:p>
     <w:p>
       <w:r>
-        <w:t xml:space="preserve">Once the room has the right question, ask them to name the actual steps before touching the</w:t>
-      </w:r>
-    </w:p>
-    <w:p>
-      <w:r>
-        <w:t xml:space="preserve">appendices: factor both candidates (D1-D2), understand why oddness alone doesn't guarantee safety</w:t>
-      </w:r>
-    </w:p>
-    <w:p>
-      <w:r>
-        <w:t xml:space="preserve">(D3-D4), connect the toy exercise to real key sizes (D5), then compare both candidates' actual</w:t>
-      </w:r>
-    </w:p>
-    <w:p>
-      <w:r>
-        <w:t xml:space="preserve">difficulty to Elena's stated target (D6-D7). Re-ask: "Is our question still the right one, now that</w:t>
-      </w:r>
-    </w:p>
-    <w:p>
-      <w:r>
-        <w:t xml:space="preserve">we can see the steps?"</w:t>
+        <w:t xml:space="preserve">Once the room has the right question, ask them to name the actual steps before touching the appendices: factor both candidates (D1-D2), understand why oddness alone doesn't guarantee safety (D3-D4), connect the toy exercise to real key sizes (D5), then compare both candidates' actual difficulty to Elena's stated target (D6-D7). Re-ask: "Is our question still the right one, now that we can see the steps?"</w:t>
       </w:r>
     </w:p>
     <w:p>
@@ -346,22 +259,7 @@
     </w:p>
     <w:p>
       <w:r>
-        <w:t xml:space="preserve">Surface the real gaps honestly: Appendix D's two Modeling Assumptions (MA1 Elena's target</w:t>
-      </w:r>
-    </w:p>
-    <w:p>
-      <w:r>
-        <w:t xml:space="preserve">difficulty, MA2 the two candidate numbers themselves) are stated, not sourced from a public</w:t>
-      </w:r>
-    </w:p>
-    <w:p>
-      <w:r>
-        <w:t xml:space="preserve">database — no public archive of real training-exercise moduli exists. Ask which one actually</w:t>
-      </w:r>
-    </w:p>
-    <w:p>
-      <w:r>
-        <w:t xml:space="preserve">changes the recommendation if it moves (MA1 — see Data Deep Dive).</w:t>
+        <w:t xml:space="preserve">Surface the real gaps honestly: Appendix D's two Modeling Assumptions (MA1 Elena's target difficulty, MA2 the two candidate numbers themselves) are stated, not sourced from a public database — no public archive of real training-exercise moduli exists. Ask which one actually changes the recommendation if it moves (MA1 — see Data Deep Dive).</w:t>
       </w:r>
     </w:p>
     <w:p>
@@ -375,27 +273,7 @@
     </w:p>
     <w:p>
       <w:r>
-        <w:t xml:space="preserve">Now, and only now, the numbers. Walk D1-D6's factoring and D7's margin comparison together as a</w:t>
-      </w:r>
-    </w:p>
-    <w:p>
-      <w:r>
-        <w:t xml:space="preserve">room, cold-calling for D1/D2 (the actual trial-division process) and D6 (the target-distance</w:t>
-      </w:r>
-    </w:p>
-    <w:p>
-      <w:r>
-        <w:t xml:space="preserve">comparison) specifically — these are the two places a Hero who stops at "which one is easier" and</w:t>
-      </w:r>
-    </w:p>
-    <w:p>
-      <w:r>
-        <w:t xml:space="preserve">never checks the target will visibly miss the point, which is useful information for the</w:t>
-      </w:r>
-    </w:p>
-    <w:p>
-      <w:r>
-        <w:t xml:space="preserve">facilitator, not a moment to rescue.</w:t>
+        <w:t xml:space="preserve">Now, and only now, the numbers. Walk D1-D6's factoring and D7's margin comparison together as a room, cold-calling for D1/D2 (the actual trial-division process) and D6 (the target-distance comparison) specifically — these are the two places a Hero who stops at "which one is easier" and never checks the target will visibly miss the point, which is useful information for the facilitator, not a moment to rescue.</w:t>
       </w:r>
     </w:p>
     <w:p>
@@ -407,12 +285,7 @@
         <w:t xml:space="preserve">Facilitator-only factoring note.</w:t>
       </w:r>
       <w:r>
-        <w:t xml:space="preserve"> Candidate A = 143: test 2 (no), 3 (no), 5 (no), 7 (no), 11</w:t>
-      </w:r>
-    </w:p>
-    <w:p>
-      <w:r>
-        <w:t xml:space="preserve">(yes, 143 = 11 × 13) — </w:t>
+        <w:t xml:space="preserve"> Candidate A = 143: test 2 (no), 3 (no), 5 (no), 7 (no), 11 (yes, 143 = 11 × 13) — </w:t>
       </w:r>
       <w:r>
         <w:rPr>
@@ -422,12 +295,7 @@
         <w:t xml:space="preserve">5 primes tested</w:t>
       </w:r>
       <w:r>
-        <w:t xml:space="preserve">. Candidate B = 323: test 2, 3, 5, 7, 11, 13 (all no), 17</w:t>
-      </w:r>
-    </w:p>
-    <w:p>
-      <w:r>
-        <w:t xml:space="preserve">(yes, 323 = 17 × 19) — </w:t>
+        <w:t xml:space="preserve">. Candidate B = 323: test 2, 3, 5, 7, 11, 13 (all no), 17 (yes, 323 = 17 × 19) — </w:t>
       </w:r>
       <w:r>
         <w:rPr>
@@ -437,12 +305,7 @@
         <w:t xml:space="preserve">7 primes tested</w:t>
       </w:r>
       <w:r>
-        <w:t xml:space="preserve">. Both factor pairs are two odd primes (D3); 143 itself is</w:t>
-      </w:r>
-    </w:p>
-    <w:p>
-      <w:r>
-        <w:t xml:space="preserve">a clean counterexample for D4 (odd, but not prime — 11 × 13).</w:t>
+        <w:t xml:space="preserve">. Both factor pairs are two odd primes (D3); 143 itself is a clean counterexample for D4 (odd, but not prime — 11 × 13).</w:t>
       </w:r>
     </w:p>
     <w:p>
@@ -464,12 +327,7 @@
         <w:t xml:space="preserve">15.2</w:t>
       </w:r>
       <w:r>
-        <w:t xml:space="preserve">. Distance:</w:t>
-      </w:r>
-    </w:p>
-    <w:p>
-      <w:r>
-        <w:t xml:space="preserve">Candidate A = |11.96 − 15.2| = </w:t>
+        <w:t xml:space="preserve">. Distance: Candidate A = |11.96 − 15.2| = </w:t>
       </w:r>
       <w:r>
         <w:rPr>
@@ -499,17 +357,7 @@
         <w:t xml:space="preserve">14.48%</w:t>
       </w:r>
       <w:r>
-        <w:t xml:space="preserve">,</w:t>
-      </w:r>
-    </w:p>
-    <w:p>
-      <w:r>
-        <w:t xml:space="preserve">Candidate B wins (closer to target). This margin holds Candidate B as the winner across a ±50% flex</w:t>
-      </w:r>
-    </w:p>
-    <w:p>
-      <w:r>
-        <w:t xml:space="preserve">of MA1's calibration buffer (effective target 15.125-15.275) — margin ranges 10.09%-18.68%, no flip.</w:t>
+        <w:t xml:space="preserve">, Candidate B wins (closer to target). This margin holds Candidate B as the winner across a ±50% flex of MA1's calibration buffer (effective target 15.125-15.275) — margin ranges 10.09%-18.68%, no flip.</w:t>
       </w:r>
     </w:p>
     <w:p>
@@ -528,27 +376,12 @@
     </w:p>
     <w:p>
       <w:r>
-        <w:t xml:space="preserve">"It's the middle of the discussion. Elena double-checks the practice key-generator's logs and finds</w:t>
-      </w:r>
-    </w:p>
-    <w:p>
-      <w:r>
-        <w:t xml:space="preserve">a bug in its random seed — Candidate B wasn't actually generated correctly. She reruns it with the</w:t>
-      </w:r>
-    </w:p>
-    <w:p>
-      <w:r>
-        <w:t xml:space="preserve">corrected seed."</w:t>
-      </w:r>
-    </w:p>
-    <w:p>
-      <w:r>
-        <w:t xml:space="preserve">"The corrected Candidate B is a different number. Does it still deserve more trust than Candidate</w:t>
-      </w:r>
-    </w:p>
-    <w:p>
-      <w:r>
-        <w:t xml:space="preserve">A?"</w:t>
+        <w:t xml:space="preserve">"It's the middle of the discussion. Elena double-checks the practice key-generator's logs and finds a bug in its random seed — Candidate B wasn't actually generated correctly. She reruns it with the corrected seed."</w:t>
+      </w:r>
+    </w:p>
+    <w:p>
+      <w:r>
+        <w:t xml:space="preserve">"The corrected Candidate B is a different number. Does it still deserve more trust than Candidate A?"</w:t>
       </w:r>
     </w:p>
     <w:p>
@@ -570,17 +403,7 @@
         <w:t xml:space="preserve">391</w:t>
       </w:r>
       <w:r>
-        <w:t xml:space="preserve"> (17 × 23),</w:t>
-      </w:r>
-    </w:p>
-    <w:p>
-      <w:r>
-        <w:t xml:space="preserve">not 323 — a real, disclosed generator-bug scenario. Recomputed: √391 ≈ 19.77, distance from target</w:t>
-      </w:r>
-    </w:p>
-    <w:p>
-      <w:r>
-        <w:t xml:space="preserve">= |19.77 − 15.2| = </w:t>
+        <w:t xml:space="preserve"> (17 × 23), not 323 — a real, disclosed generator-bug scenario. Recomputed: √391 ≈ 19.77, distance from target = |19.77 − 15.2| = </w:t>
       </w:r>
       <w:r>
         <w:rPr>
@@ -600,37 +423,27 @@
         <w:t xml:space="preserve">larger</w:t>
       </w:r>
       <w:r>
-        <w:t xml:space="preserve"> than Candidate A's unchanged 3.24. **The verdict flips:</w:t>
-      </w:r>
-    </w:p>
-    <w:p>
-      <w:r>
-        <w:t xml:space="preserve">Candidate A is now the closer match</w:t>
-      </w:r>
-      <w:r>
-        <w:rPr>
-          <w:b/>
-          <w:bCs/>
-        </w:rPr>
+        <w:t xml:space="preserve"> than Candidate A's unchanged 3.24. </w:t>
+      </w:r>
+      <w:r>
+        <w:rPr>
+          <w:b/>
+          <w:bCs/>
+        </w:rPr>
+        <w:t xml:space="preserve">The verdict flips: Candidate A is now the closer match</w:t>
+      </w:r>
+      <w:r>
         <w:t xml:space="preserve">, by a real </w:t>
       </w:r>
       <w:r>
-        <w:t xml:space="preserve">29.12%** margin. Do not hand this reasoning over</w:t>
-      </w:r>
-    </w:p>
-    <w:p>
-      <w:r>
-        <w:t xml:space="preserve">unprompted; let a Hero who did D6 carefully recompute Candidate B's square root with the corrected</w:t>
-      </w:r>
-    </w:p>
-    <w:p>
-      <w:r>
-        <w:t xml:space="preserve">value — the real skill being tested is recognizing that a "closer to target" verdict is only as</w:t>
-      </w:r>
-    </w:p>
-    <w:p>
-      <w:r>
-        <w:t xml:space="preserve">trustworthy as the number it was computed from.</w:t>
+        <w:rPr>
+          <w:b/>
+          <w:bCs/>
+        </w:rPr>
+        <w:t xml:space="preserve">29.12%</w:t>
+      </w:r>
+      <w:r>
+        <w:t xml:space="preserve"> margin. Do not hand this reasoning over unprompted; let a Hero who did D6 carefully recompute Candidate B's square root with the corrected value — the real skill being tested is recognizing that a "closer to target" verdict is only as trustworthy as the number it was computed from.</w:t>
       </w:r>
     </w:p>
     <w:p>
@@ -644,12 +457,7 @@
     </w:p>
     <w:p>
       <w:r>
-        <w:t xml:space="preserve">Re-vote immediately. Ask by name: "Does the correction change your vote, or just how confident you</w:t>
-      </w:r>
-    </w:p>
-    <w:p>
-      <w:r>
-        <w:t xml:space="preserve">are in it?" That distinction is the transferable skill, not the vote itself.</w:t>
+        <w:t xml:space="preserve">Re-vote immediately. Ask by name: "Does the correction change your vote, or just how confident you are in it?" That distinction is the transferable skill, not the vote itself.</w:t>
       </w:r>
     </w:p>
     <w:p>
@@ -676,12 +484,7 @@
         <w:t xml:space="preserve">Easier isn't automatically better.</w:t>
       </w:r>
       <w:r>
-        <w:t xml:space="preserve"> Candidate A takes less time to factor. Why does the case's</w:t>
-      </w:r>
-    </w:p>
-    <w:p>
-      <w:r>
-        <w:t xml:space="preserve">   actual verdict favor the </w:t>
+        <w:t xml:space="preserve"> Candidate A takes less time to factor. Why does the case's    actual verdict favor the </w:t>
       </w:r>
       <w:r>
         <w:rPr>
@@ -691,12 +494,7 @@
         <w:t xml:space="preserve">harder</w:t>
       </w:r>
       <w:r>
-        <w:t xml:space="preserve"> one — and what would it take for "easier" to actually be the</w:t>
-      </w:r>
-    </w:p>
-    <w:p>
-      <w:r>
-        <w:t xml:space="preserve">   right call?</w:t>
+        <w:t xml:space="preserve"> one — and what would it take for "easier" to actually be the    right call?</w:t>
       </w:r>
     </w:p>
     <w:p>
@@ -714,17 +512,7 @@
         <w:t xml:space="preserve">Necessary vs. sufficient.</w:t>
       </w:r>
       <w:r>
-        <w:t xml:space="preserve"> D3 shows every valid candidate must be odd. D4 shows odd alone</w:t>
-      </w:r>
-    </w:p>
-    <w:p>
-      <w:r>
-        <w:t xml:space="preserve">   doesn't make a number prime, let alone secure. Where else in real security does "meets one</w:t>
-      </w:r>
-    </w:p>
-    <w:p>
-      <w:r>
-        <w:t xml:space="preserve">   necessary condition" get mistaken for "is actually safe"?</w:t>
+        <w:t xml:space="preserve"> D3 shows every valid candidate must be odd. D4 shows odd alone    doesn't make a number prime, let alone secure. Where else in real security does "meets one    necessary condition" get mistaken for "is actually safe"?</w:t>
       </w:r>
     </w:p>
     <w:p>
@@ -742,17 +530,7 @@
         <w:t xml:space="preserve">A verdict that flips on a generator bug.</w:t>
       </w:r>
       <w:r>
-        <w:t xml:space="preserve"> The twist doesn't change Elena's target or her</w:t>
-      </w:r>
-    </w:p>
-    <w:p>
-      <w:r>
-        <w:t xml:space="preserve">   method — only the input data. Is a margin that can flip from a corrected random seed ever really</w:t>
-      </w:r>
-    </w:p>
-    <w:p>
-      <w:r>
-        <w:t xml:space="preserve">   "safe," or is that exactly why real systems double-check their own key generation?</w:t>
+        <w:t xml:space="preserve"> The twist doesn't change Elena's target or her    method — only the input data. Is a margin that can flip from a corrected random seed ever really    "safe," or is that exactly why real systems double-check their own key generation?</w:t>
       </w:r>
     </w:p>
     <w:p>
@@ -996,27 +774,7 @@
     </w:p>
     <w:p>
       <w:r>
-        <w:t xml:space="preserve">Most Heroes will assume the "easier," faster-to-factor candidate (A) must be the better teaching</w:t>
-      </w:r>
-    </w:p>
-    <w:p>
-      <w:r>
-        <w:t xml:space="preserve">choice, since it wastes less of the room's time — and will skip actually computing D6's distances,</w:t>
-      </w:r>
-    </w:p>
-    <w:p>
-      <w:r>
-        <w:t xml:space="preserve">never noticing that Candidate B, despite taking longer, is the one that actually matches Elena's own</w:t>
-      </w:r>
-    </w:p>
-    <w:p>
-      <w:r>
-        <w:t xml:space="preserve">stated target difficulty. Watch for a pitch that reports both candidates' trial-division counts and</w:t>
-      </w:r>
-    </w:p>
-    <w:p>
-      <w:r>
-        <w:t xml:space="preserve">never compares them to the target — it has not actually made Elena's decision.</w:t>
+        <w:t xml:space="preserve">Most Heroes will assume the "easier," faster-to-factor candidate (A) must be the better teaching choice, since it wastes less of the room's time — and will skip actually computing D6's distances, never noticing that Candidate B, despite taking longer, is the one that actually matches Elena's own stated target difficulty. Watch for a pitch that reports both candidates' trial-division counts and never compares them to the target — it has not actually made Elena's decision.</w:t>
       </w:r>
     </w:p>
     <w:p>
@@ -1086,22 +844,7 @@
         <w:t xml:space="preserve">VOTE AGAIN.</w:t>
       </w:r>
       <w:r>
-        <w:t xml:space="preserve"> "Did we ask the right question at the start?" "What math was new to you tonight,</w:t>
-      </w:r>
-    </w:p>
-    <w:p>
-      <w:r>
-        <w:t xml:space="preserve">and how did you actually attack it?" Compare the closing vote to Anchor 1's — a room that didn't</w:t>
-      </w:r>
-    </w:p>
-    <w:p>
-      <w:r>
-        <w:t xml:space="preserve">move at all after the twist is worth asking about directly: did the twist not land, or did the room</w:t>
-      </w:r>
-    </w:p>
-    <w:p>
-      <w:r>
-        <w:t xml:space="preserve">already understand how a corrected input could change the answer?</w:t>
+        <w:t xml:space="preserve"> "Did we ask the right question at the start?" "What math was new to you tonight, and how did you actually attack it?" Compare the closing vote to Anchor 1's — a room that didn't move at all after the twist is worth asking about directly: did the twist not land, or did the room already understand how a corrected input could change the answer?</w:t>
       </w:r>
     </w:p>
     <w:p>
@@ -1127,12 +870,7 @@
         <w:ind w:left="360"/>
       </w:pPr>
       <w:r>
-        <w:t xml:space="preserve">- Whether Heroes distrusted "faster to factor = better" on their own, or needed the twist to see the</w:t>
-      </w:r>
-    </w:p>
-    <w:p>
-      <w:r>
-        <w:t xml:space="preserve">  risk of picking on ease alone.</w:t>
+        <w:t xml:space="preserve">- Whether Heroes distrusted "faster to factor = better" on their own, or needed the twist to see the   risk of picking on ease alone.</w:t>
       </w:r>
     </w:p>
     <w:p>
@@ -1140,12 +878,7 @@
         <w:ind w:left="360"/>
       </w:pPr>
       <w:r>
-        <w:t xml:space="preserve">- Whether D3/D4's necessary-vs-sufficient distinction (odd but not prime) landed as a genuine</w:t>
-      </w:r>
-    </w:p>
-    <w:p>
-      <w:r>
-        <w:t xml:space="preserve">  insight or was treated as just another vocabulary check.</w:t>
+        <w:t xml:space="preserve">- Whether D3/D4's necessary-vs-sufficient distinction (odd but not prime) landed as a genuine   insight or was treated as just another vocabulary check.</w:t>
       </w:r>
     </w:p>
     <w:p>
@@ -1153,12 +886,7 @@
         <w:ind w:left="360"/>
       </w:pPr>
       <w:r>
-        <w:t xml:space="preserve">- Whether the twist's "generator bug, not Elena's own error" framing produced different reflection</w:t>
-      </w:r>
-    </w:p>
-    <w:p>
-      <w:r>
-        <w:t xml:space="preserve">  than a self-caused error would have (compare to Apron Order's transcription-error twist).</w:t>
+        <w:t xml:space="preserve">- Whether the twist's "generator bug, not Elena's own error" framing produced different reflection   than a self-caused error would have (compare to Apron Order's transcription-error twist).</w:t>
       </w:r>
     </w:p>
     <w:p>
@@ -1186,12 +914,7 @@
     </w:p>
     <w:p>
       <w:r>
-        <w:t xml:space="preserve">None required (SPEC §6) — the stakes here are a training-exercise design choice, not personal loss</w:t>
-      </w:r>
-    </w:p>
-    <w:p>
-      <w:r>
-        <w:t xml:space="preserve">or hardship.</w:t>
+        <w:t xml:space="preserve">None required (SPEC §6) — the stakes here are a training-exercise design choice, not personal loss or hardship.</w:t>
       </w:r>
     </w:p>
     <w:sectPr>
